--- a/Base Application/Manufacturing/Reports/WorkMachineCenterLoad.docx
+++ b/Base Application/Manufacturing/Reports/WorkMachineCenterLoad.docx
@@ -4288,227 +4288,157 @@
 <b:Sources xmlns:b="http://schemas.openxmlformats.org/officeDocument/2006/bibliography" xmlns="http://schemas.openxmlformats.org/officeDocument/2006/bibliography" SelectedStyle="\APASixthEditionOfficeOnline.xsl" StyleName="APA" Version="6"/>
 </file>
 
-<file path=customXml/item3.xml>��< ? x m l   v e r s i o n = " 1 . 0 "   e n c o d i n g = " u t f - 1 6 " ? > - 
- < N a v W o r d R e p o r t X m l P a r t   x m l n s = " u r n : m i c r o s o f t - d y n a m i c s - n a v / r e p o r t s / W o r k _ M a c h i n e _ C e n t e r _ L o a d / 9 9 0 0 0 7 9 2 / " > - 
-     < B C R e p o r t I n f o r m a t i o n > - 
-         < R e p o r t M e t a d a t a > - 
-             < E x t e n s i o n I d > E x t e n s i o n   I D < / E x t e n s i o n I d > - 
-             < E x t e n s i o n N a m e > E x t e n s i o n   N a m e < / E x t e n s i o n N a m e > - 
-             < E x t e n s i o n P u b l i s h e r > E x t e n s i o n   P u b l i s h e r < / E x t e n s i o n P u b l i s h e r > - 
-             < E x t e n s i o n V e r s i o n > E x t e n s i o n   V e r s i o n < / E x t e n s i o n V e r s i o n > - 
-             < R e p o r t I d > R e p o r t   I D < / R e p o r t I d > - 
-             < R e p o r t N a m e > R e p o r t   N a m e < / R e p o r t N a m e > - 
-             < A b o u t T h i s R e p o r t T i t l e > A b o u t   T h i s   R e p o r t   T i t l e < / A b o u t T h i s R e p o r t T i t l e > - 
-             < A b o u t T h i s R e p o r t T e x t > A b o u t   T h i s   R e p o r t   T e x t < / A b o u t T h i s R e p o r t T e x t > - 
-             < R e p o r t H e l p L i n k > R e p o r t   H e l p   L i n k < / R e p o r t H e l p L i n k > - 
-         < / R e p o r t M e t a d a t a > - 
-         < R e p o r t R e q u e s t > - 
-             < T e n a n t E n t r a I d > T e n a n t   E n t r a   I d < / T e n a n t E n t r a I d > - 
-             < E n v i r o n m e n t N a m e > E n v i r o n m e n t   N a m e < / E n v i r o n m e n t N a m e > - 
-             < E n v i r o n m e n t T y p e > E n v i r o n m e n t   T y p e < / E n v i r o n m e n t T y p e > - 
-             < C o m p a n y N a m e > C o m p a n y   N a m e < / C o m p a n y N a m e > - 
-             < C o m p a n y D i s p l a y N a m e > C o m p a n y   D i s p l a y   N a m e < / C o m p a n y D i s p l a y N a m e > - 
-             < C o m p a n y I d > C o m p a n y   I D < / C o m p a n y I d > - 
-             < U s e r N a m e > U s e r   N a m e < / U s e r N a m e > - 
-             < D a t e A n d T i m e > D a t e   a n d   T i m e < / D a t e A n d T i m e > - 
-             < L a n g u a g e > L a n g u a g e < / L a n g u a g e > - 
-             < F o r m a t R e g i o n > F o r m a t   R e g i o n < / F o r m a t R e g i o n > - 
-             < D a t e T i m e V a l u e s > - 
-                 < Y e a r > Y e a r < / Y e a r > - 
-                 < M o n t h N u m b e r > M o n t h   N u m b e r < / M o n t h N u m b e r > - 
-                 < D a y N u m b e r > D a y   N u m b e r < / D a y N u m b e r > - 
-                 < H o u r > H o u r < / H o u r > - 
-                 < M i n u t e > M i n u t e < / M i n u t e > - 
-             < / D a t e T i m e V a l u e s > - 
-         < / R e p o r t R e q u e s t > - 
-     < / B C R e p o r t I n f o r m a t i o n > - 
-     < L a b e l s > - 
-         < A b o u t T h e R e p o r t L a b e l > A b o u t T h e R e p o r t L a b e l < / A b o u t T h e R e p o r t L a b e l > - 
-         < A v a i l a b l e > A v a i l a b l e < / A v a i l a b l e > - 
-         < B a r T x t > B a r T x t < / B a r T x t > - 
-         < B a r T x t 2 > B a r T x t 2 < / B a r T x t 2 > - 
-         < C o m p a n y L a b e l > C o m p a n y L a b e l < / C o m p a n y L a b e l > - 
-         < D a t a R e t r i e v e d > D a t a R e t r i e v e d < / D a t a R e t r i e v e d > - 
-         < D o c u m e n t a t i o n L a b e l > D o c u m e n t a t i o n L a b e l < / D o c u m e n t a t i o n L a b e l > - 
-         < E n v i r o n m e n t L a b e l > E n v i r o n m e n t L a b e l < / E n v i r o n m e n t L a b e l > - 
-         < E x p e c t e d E f f i c i e n c y > E x p e c t e d E f f i c i e n c y < / E x p e c t e d E f f i c i e n c y > - 
-         < L o a d > L o a d < / L o a d > - 
-         < M a c h i n e C e n t e r C a p a c i t y C a p t i o n > M a c h i n e C e n t e r C a p a c i t y C a p t i o n < / M a c h i n e C e n t e r C a p a c i t y C a p t i o n > - 
-         < M a c h i n e C e n t e r C a p a c i t y E f f e c t i v e C a p t i o n > M a c h i n e C e n t e r C a p a c i t y E f f e c t i v e C a p t i o n < / M a c h i n e C e n t e r C a p a c i t y E f f e c t i v e C a p t i o n > - 
-         < M a c h i n e C e n t e r L o a d > M a c h i n e C e n t e r L o a d < / M a c h i n e C e n t e r L o a d > - 
-         < M a c h i n e C e n t e r L o a d A n a l y s i s > M a c h i n e C e n t e r L o a d A n a l y s i s < / M a c h i n e C e n t e r L o a d A n a l y s i s > - 
-         < M a c h i n e C e n t e r L o a d P r i n t > M a c h i n e C e n t e r L o a d P r i n t < / M a c h i n e C e n t e r L o a d P r i n t > - 
-         < M a c h i n e C e n t e r N a m e C a p t i o n > M a c h i n e C e n t e r N a m e C a p t i o n < / M a c h i n e C e n t e r N a m e C a p t i o n > - 
-         < M a c h i n e C e n t e r N o C a p t i o n > M a c h i n e C e n t e r N o C a p t i o n < / M a c h i n e C e n t e r N o C a p t i o n > - 
-         < M a c h i n e C e n t e r P r o d O r d e r N e e d Q t y C a p t i o n > M a c h i n e C e n t e r P r o d O r d e r N e e d Q t y C a p t i o n < / M a c h i n e C e n t e r P r o d O r d e r N e e d Q t y C a p t i o n > - 
-         < P a g e > P a g e < / P a g e > - 
-         < P e r i o d E n d i n g D a t e C a p t i o n > P e r i o d E n d i n g D a t e C a p t i o n < / P e r i o d E n d i n g D a t e C a p t i o n > - 
-         < P e r i o d S t a r t i n g D a t e C a p t i o n > P e r i o d S t a r t i n g D a t e C a p t i o n < / P e r i o d S t a r t i n g D a t e C a p t i o n > - 
-         < R e p o r t N a m e L a b e l > R e p o r t N a m e L a b e l < / R e p o r t N a m e L a b e l > - 
-         < R u n O n L a b e l > R u n O n L a b e l < / R u n O n L a b e l > - 
-         < U s e r L a b e l > U s e r L a b e l < / U s e r L a b e l > - 
-         < W o r k C e n t e r C a p a c i t y C a p t i o n > W o r k C e n t e r C a p a c i t y C a p t i o n < / W o r k C e n t e r C a p a c i t y C a p t i o n > - 
-         < W o r k C e n t e r C a p a c i t y E f f e c t i v e C a p t i o n > W o r k C e n t e r C a p a c i t y E f f e c t i v e C a p t i o n < / W o r k C e n t e r C a p a c i t y E f f e c t i v e C a p t i o n > - 
-         < W o r k C e n t e r G r o u p C o d e C a p t i o n > W o r k C e n t e r G r o u p C o d e C a p t i o n < / W o r k C e n t e r G r o u p C o d e C a p t i o n > - 
-         < W o r k C e n t e r G r o u p C o d e L a b e l > W o r k C e n t e r G r o u p C o d e L a b e l < / W o r k C e n t e r G r o u p C o d e L a b e l > - 
-         < W o r k C e n t e r G r o u p N a m e C a p t i o n > W o r k C e n t e r G r o u p N a m e C a p t i o n < / W o r k C e n t e r G r o u p N a m e C a p t i o n > - 
-         < W o r k C e n t e r G r o u p N a m e L a b e l > W o r k C e n t e r G r o u p N a m e L a b e l < / W o r k C e n t e r G r o u p N a m e L a b e l > - 
-         < W o r k C e n t e r L o a d > W o r k C e n t e r L o a d < / W o r k C e n t e r L o a d > - 
-         < W o r k C e n t e r L o a d A n a l y s i s > W o r k C e n t e r L o a d A n a l y s i s < / W o r k C e n t e r L o a d A n a l y s i s > - 
-         < W o r k C e n t e r L o a d P r i n t > W o r k C e n t e r L o a d P r i n t < / W o r k C e n t e r L o a d P r i n t > - 
-         < W o r k C e n t e r N a m e C a p t i o n > W o r k C e n t e r N a m e C a p t i o n < / W o r k C e n t e r N a m e C a p t i o n > - 
-         < W o r k C e n t e r N a m e L a b e l > W o r k C e n t e r N a m e L a b e l < / W o r k C e n t e r N a m e L a b e l > - 
-         < W o r k C e n t e r N o C a p t i o n > W o r k C e n t e r N o C a p t i o n < / W o r k C e n t e r N o C a p t i o n > - 
-         < W o r k C e n t e r N o L a b e l > W o r k C e n t e r N o L a b e l < / W o r k C e n t e r N o L a b e l > - 
-         < W o r k C e n t e r P r o d O r d e r N e e d Q t y C a p t i o n > W o r k C e n t e r P r o d O r d e r N e e d Q t y C a p t i o n < / W o r k C e n t e r P r o d O r d e r N e e d Q t y C a p t i o n > - 
-         < W o r k C e n t e r U O M C o d e C a p t i o n > W o r k C e n t e r U O M C o d e C a p t i o n < / W o r k C e n t e r U O M C o d e C a p t i o n > - 
-         < W o r k M a c h i n e C e n t e r L o a d > W o r k M a c h i n e C e n t e r L o a d < / W o r k M a c h i n e C e n t e r L o a d > - 
-     < / L a b e l s > - 
-     < W o r k _ C e n t e r _ G r o u p > - 
-         < T o d a y F o r m a t t e d > T o d a y F o r m a t t e d < / T o d a y F o r m a t t e d > - 
-         < W o r k C e n t e r F i l t e r > W o r k C e n t e r F i l t e r < / W o r k C e n t e r F i l t e r > - 
-         < W o r k C e n t e r G r o u p C o d e > W o r k C e n t e r G r o u p C o d e < / W o r k C e n t e r G r o u p C o d e > - 
-         < W o r k C e n t e r G r o u p F i l t e r > W o r k C e n t e r G r o u p F i l t e r < / W o r k C e n t e r G r o u p F i l t e r > - 
-         < W o r k C e n t e r G r o u p N a m e > W o r k C e n t e r G r o u p N a m e < / W o r k C e n t e r G r o u p N a m e > - 
-         < W o r k C e n t e r G r o u p T a b l e C a p t F i l t e r > W o r k C e n t e r G r o u p T a b l e C a p t F i l t e r < / W o r k C e n t e r G r o u p T a b l e C a p t F i l t e r > - 
-         < W o r k C e n t e r T a b l e C a p t F i l t e r > W o r k C e n t e r T a b l e C a p t F i l t e r < / W o r k C e n t e r T a b l e C a p t F i l t e r > - 
-         < P e r i o d D a t e s > - 
-             < P e r i o d E n d i n g D a t e > P e r i o d E n d i n g D a t e < / P e r i o d E n d i n g D a t e > - 
-             < P e r i o d S t a r t i n g D a t e > P e r i o d S t a r t i n g D a t e < / P e r i o d S t a r t i n g D a t e > - 
-             < W o r k _ C e n t e r > - 
-                 < W o r k C e n t e r C a p a c i t y > W o r k C e n t e r C a p a c i t y < / W o r k C e n t e r C a p a c i t y > - 
-                 < W o r k C e n t e r C a p a c i t y A v a i l a b l e > W o r k C e n t e r C a p a c i t y A v a i l a b l e < / W o r k C e n t e r C a p a c i t y A v a i l a b l e > - 
-                 < W o r k C e n t e r C a p a c i t y E f f e c t i v e > W o r k C e n t e r C a p a c i t y E f f e c t i v e < / W o r k C e n t e r C a p a c i t y E f f e c t i v e > - 
-                 < W o r k C e n t e r C a p a c i t y E f f i c i e n c y > W o r k C e n t e r C a p a c i t y E f f i c i e n c y < / W o r k C e n t e r C a p a c i t y E f f i c i e n c y > - 
-                 < W o r k C e n t e r L o a d S t r T o t a l > W o r k C e n t e r L o a d S t r T o t a l < / W o r k C e n t e r L o a d S t r T o t a l > - 
-                 < W o r k C e n t e r N a m e > W o r k C e n t e r N a m e < / W o r k C e n t e r N a m e > - 
-                 < W o r k C e n t e r N o > W o r k C e n t e r N o < / W o r k C e n t e r N o > - 
-                 < W o r k C e n t e r P r o d O r d e r N e e d Q t y > W o r k C e n t e r P r o d O r d e r N e e d Q t y < / W o r k C e n t e r P r o d O r d e r N e e d Q t y > - 
-                 < W o r k C e n t e r U O M C o d e > W o r k C e n t e r U O M C o d e < / W o r k C e n t e r U O M C o d e > - 
-                 < M a c h i n e _ C e n t e r > - 
-                     < M a c h i n e C e n t e r C a p a c i t y > M a c h i n e C e n t e r C a p a c i t y < / M a c h i n e C e n t e r C a p a c i t y > - 
-                     < M a c h i n e C e n t e r C a p a c i t y A v a i l a b l e > M a c h i n e C e n t e r C a p a c i t y A v a i l a b l e < / M a c h i n e C e n t e r C a p a c i t y A v a i l a b l e > - 
-                     < M a c h i n e C e n t e r C a p a c i t y E f f e c t i v e > M a c h i n e C e n t e r C a p a c i t y E f f e c t i v e < / M a c h i n e C e n t e r C a p a c i t y E f f e c t i v e > - 
-                     < M a c h i n e C e n t e r C a p a c i t y E f f i c i e n c y > M a c h i n e C e n t e r C a p a c i t y E f f i c i e n c y < / M a c h i n e C e n t e r C a p a c i t y E f f i c i e n c y > - 
-                     < M a c h i n e C e n t e r L o a d S t r T o t a l > M a c h i n e C e n t e r L o a d S t r T o t a l < / M a c h i n e C e n t e r L o a d S t r T o t a l > - 
-                     < M a c h i n e C e n t e r N a m e > M a c h i n e C e n t e r N a m e < / M a c h i n e C e n t e r N a m e > - 
-                     < M a c h i n e C e n t e r N o > M a c h i n e C e n t e r N o < / M a c h i n e C e n t e r N o > - 
-                     < M a c h i n e C e n t e r P r o d O r d e r N e e d Q t y > M a c h i n e C e n t e r P r o d O r d e r N e e d Q t y < / M a c h i n e C e n t e r P r o d O r d e r N e e d Q t y > - 
-                 < / M a c h i n e _ C e n t e r > - 
-             < / W o r k _ C e n t e r > - 
-         < / P e r i o d D a t e s > - 
-     < / W o r k _ C e n t e r _ G r o u p > - 
- < / N a v W o r d R e p o r t X m l P a r t > 
+<file path=customXml/item3.xml><?xml version="1.0" encoding="utf-8"?>
+<NavWordReportXmlPart xmlns="urn:microsoft-dynamics-nav/reports/Work_Machine_Center_Load/99000792/">
+  <BCReportInformation>
+    <ReportMetadata>
+      <ExtensionId>Extension ID</ExtensionId>
+      <ExtensionName>Extension Name</ExtensionName>
+      <ExtensionPublisher>Extension Publisher</ExtensionPublisher>
+      <ExtensionVersion>Extension Version</ExtensionVersion>
+      <ReportId>Report ID</ReportId>
+      <ReportName>Report Name</ReportName>
+      <AboutThisReportTitle>About This Report Title</AboutThisReportTitle>
+      <AboutThisReportText>About This Report Text</AboutThisReportText>
+      <ReportHelpLink>Report Help Link</ReportHelpLink>
+      <ReportCaption>Report Caption</ReportCaption>
+    </ReportMetadata>
+    <ReportRequest>
+      <TenantEntraId>Tenant Entra Id</TenantEntraId>
+      <EnvironmentName>Environment Name</EnvironmentName>
+      <EnvironmentType>Environment Type</EnvironmentType>
+      <CompanyName>Company Name</CompanyName>
+      <CompanyDisplayName>Company Display Name</CompanyDisplayName>
+      <CompanyId>Company ID</CompanyId>
+      <UserName>User Name</UserName>
+      <DateAndTime>Date and Time</DateAndTime>
+      <Language>Language</Language>
+      <FormatRegion>Format Region</FormatRegion>
+      <DateTimeValues>
+        <Year>Year</Year>
+        <MonthNumber>Month Number</MonthNumber>
+        <DayNumber>Day Number</DayNumber>
+        <Hour>Hour</Hour>
+        <Minute>Minute</Minute>
+      </DateTimeValues>
+    </ReportRequest>
+    <CompanyMetadata>
+      <CompanyName>Company Name</CompanyName>
+      <CompanyDisplayName>Company Display Name</CompanyDisplayName>
+      <CompanyAddressLines>
+        <CompanyAddressLine1>Company Address Line 1</CompanyAddressLine1>
+        <CompanyAddressLine2>Company Address Line 2</CompanyAddressLine2>
+        <CompanyAddressLine3>Company Address Line 3</CompanyAddressLine3>
+        <CompanyAddressLine4>Company Address Line 4</CompanyAddressLine4>
+        <CompanyAddressLine5>Company Address Line 5</CompanyAddressLine5>
+        <CompanyAddressLine6>Company Address Line 6</CompanyAddressLine6>
+        <CompanyAddressLine7>Company Address Line 7</CompanyAddressLine7>
+        <CompanyAddressLine8>Company Address Line 8</CompanyAddressLine8>
+      </CompanyAddressLines>
+      <CompanyPhone>Company Phone</CompanyPhone>
+      <CompanyPhoneCaption>Company Phone Caption</CompanyPhoneCaption>
+      <CompanyFaxNo>Company Fax No.</CompanyFaxNo>
+      <CompanyFaxNoCaption>Company Fax No. Caption</CompanyFaxNoCaption>
+      <CompanyEmail>Company Email</CompanyEmail>
+      <CompanyEmailCaption>Company Email Caption</CompanyEmailCaption>
+      <CompanyHomePage>Company Home Page</CompanyHomePage>
+      <CompanyHomePageCaption>Company Home Page Caption</CompanyHomePageCaption>
+      <CompanyLogo>Company Logo</CompanyLogo>
+      <CompanyVATRegistrationNo>Company VAT Registration No.</CompanyVATRegistrationNo>
+      <CompanyVATRegistrationNoCaption>Company VAT Registration No. Caption</CompanyVATRegistrationNoCaption>
+      <CompanyRegistrationNo>Company Registration No.</CompanyRegistrationNo>
+      <CompanyRegistrationNoCaption>Company Registration No. Caption</CompanyRegistrationNoCaption>
+      <CompanyBankName>Company Bank Name</CompanyBankName>
+      <CompanyBankNameCaption>Company Bank Name Caption</CompanyBankNameCaption>
+      <CompanyBankAccountNo>Company Bank Account No.</CompanyBankAccountNo>
+      <CompanyBankAccountNoCaption>Company Bank Account No. Caption</CompanyBankAccountNoCaption>
+      <CompanyBankBranchNo>Company Bank Branch No.</CompanyBankBranchNo>
+      <CompanyBankBranchNoCaption>Company Bank Branch No. Caption</CompanyBankBranchNoCaption>
+      <CompanyIBAN>Company IBAN</CompanyIBAN>
+      <CompanyIBANCaption>Company IBAN Caption</CompanyIBANCaption>
+      <CompanyBankSWIFT>Company Bank SWIFT</CompanyBankSWIFT>
+      <CompanyBankSWIFTCaption>Company Bank SWIFT Caption</CompanyBankSWIFTCaption>
+      <CompanyGiroNo>Company Giro No.</CompanyGiroNo>
+      <CompanyGiroNoCaption>Company Giro No. Caption</CompanyGiroNoCaption>
+    </CompanyMetadata>
+  </BCReportInformation>
+  <Labels>
+    <AboutTheReportLabel>AboutTheReportLabel</AboutTheReportLabel>
+    <Available>Available</Available>
+    <BarTxt>BarTxt</BarTxt>
+    <BarTxt2>BarTxt2</BarTxt2>
+    <CompanyLabel>CompanyLabel</CompanyLabel>
+    <DataRetrieved>DataRetrieved</DataRetrieved>
+    <DocumentationLabel>DocumentationLabel</DocumentationLabel>
+    <EnvironmentLabel>EnvironmentLabel</EnvironmentLabel>
+    <ExpectedEfficiency>ExpectedEfficiency</ExpectedEfficiency>
+    <Load>Load</Load>
+    <MachineCenterCapacityCaption>MachineCenterCapacityCaption</MachineCenterCapacityCaption>
+    <MachineCenterCapacityEffectiveCaption>MachineCenterCapacityEffectiveCaption</MachineCenterCapacityEffectiveCaption>
+    <MachineCenterLoad>MachineCenterLoad</MachineCenterLoad>
+    <MachineCenterLoadAnalysis>MachineCenterLoadAnalysis</MachineCenterLoadAnalysis>
+    <MachineCenterLoadPrint>MachineCenterLoadPrint</MachineCenterLoadPrint>
+    <MachineCenterNameCaption>MachineCenterNameCaption</MachineCenterNameCaption>
+    <MachineCenterNoCaption>MachineCenterNoCaption</MachineCenterNoCaption>
+    <MachineCenterProdOrderNeedQtyCaption>MachineCenterProdOrderNeedQtyCaption</MachineCenterProdOrderNeedQtyCaption>
+    <Page>Page</Page>
+    <PeriodEndingDateCaption>PeriodEndingDateCaption</PeriodEndingDateCaption>
+    <PeriodStartingDateCaption>PeriodStartingDateCaption</PeriodStartingDateCaption>
+    <ReportNameLabel>ReportNameLabel</ReportNameLabel>
+    <RunOnLabel>RunOnLabel</RunOnLabel>
+    <UserLabel>UserLabel</UserLabel>
+    <WorkCenterCapacityCaption>WorkCenterCapacityCaption</WorkCenterCapacityCaption>
+    <WorkCenterCapacityEffectiveCaption>WorkCenterCapacityEffectiveCaption</WorkCenterCapacityEffectiveCaption>
+    <WorkCenterGroupCodeCaption>WorkCenterGroupCodeCaption</WorkCenterGroupCodeCaption>
+    <WorkCenterGroupCodeLabel>WorkCenterGroupCodeLabel</WorkCenterGroupCodeLabel>
+    <WorkCenterGroupNameCaption>WorkCenterGroupNameCaption</WorkCenterGroupNameCaption>
+    <WorkCenterGroupNameLabel>WorkCenterGroupNameLabel</WorkCenterGroupNameLabel>
+    <WorkCenterLoad>WorkCenterLoad</WorkCenterLoad>
+    <WorkCenterLoadAnalysis>WorkCenterLoadAnalysis</WorkCenterLoadAnalysis>
+    <WorkCenterLoadPrint>WorkCenterLoadPrint</WorkCenterLoadPrint>
+    <WorkCenterNameCaption>WorkCenterNameCaption</WorkCenterNameCaption>
+    <WorkCenterNameLabel>WorkCenterNameLabel</WorkCenterNameLabel>
+    <WorkCenterNoCaption>WorkCenterNoCaption</WorkCenterNoCaption>
+    <WorkCenterNoLabel>WorkCenterNoLabel</WorkCenterNoLabel>
+    <WorkCenterProdOrderNeedQtyCaption>WorkCenterProdOrderNeedQtyCaption</WorkCenterProdOrderNeedQtyCaption>
+    <WorkCenterUOMCodeCaption>WorkCenterUOMCodeCaption</WorkCenterUOMCodeCaption>
+    <WorkMachineCenterLoad>WorkMachineCenterLoad</WorkMachineCenterLoad>
+  </Labels>
+  <Work_Center_Group>
+    <TodayFormatted>TodayFormatted</TodayFormatted>
+    <WorkCenterFilter>WorkCenterFilter</WorkCenterFilter>
+    <WorkCenterGroupCode>WorkCenterGroupCode</WorkCenterGroupCode>
+    <WorkCenterGroupFilter>WorkCenterGroupFilter</WorkCenterGroupFilter>
+    <WorkCenterGroupName>WorkCenterGroupName</WorkCenterGroupName>
+    <WorkCenterGroupTableCaptFilter>WorkCenterGroupTableCaptFilter</WorkCenterGroupTableCaptFilter>
+    <WorkCenterTableCaptFilter>WorkCenterTableCaptFilter</WorkCenterTableCaptFilter>
+    <PeriodDates>
+      <PeriodEndingDate>PeriodEndingDate</PeriodEndingDate>
+      <PeriodStartingDate>PeriodStartingDate</PeriodStartingDate>
+      <Work_Center>
+        <WorkCenterCapacity>WorkCenterCapacity</WorkCenterCapacity>
+        <WorkCenterCapacityAvailable>WorkCenterCapacityAvailable</WorkCenterCapacityAvailable>
+        <WorkCenterCapacityEffective>WorkCenterCapacityEffective</WorkCenterCapacityEffective>
+        <WorkCenterCapacityEfficiency>WorkCenterCapacityEfficiency</WorkCenterCapacityEfficiency>
+        <WorkCenterLoadStrTotal>WorkCenterLoadStrTotal</WorkCenterLoadStrTotal>
+        <WorkCenterName>WorkCenterName</WorkCenterName>
+        <WorkCenterNo>WorkCenterNo</WorkCenterNo>
+        <WorkCenterProdOrderNeedQty>WorkCenterProdOrderNeedQty</WorkCenterProdOrderNeedQty>
+        <WorkCenterUOMCode>WorkCenterUOMCode</WorkCenterUOMCode>
+        <Machine_Center>
+          <MachineCenterCapacity>MachineCenterCapacity</MachineCenterCapacity>
+          <MachineCenterCapacityAvailable>MachineCenterCapacityAvailable</MachineCenterCapacityAvailable>
+          <MachineCenterCapacityEffective>MachineCenterCapacityEffective</MachineCenterCapacityEffective>
+          <MachineCenterCapacityEfficiency>MachineCenterCapacityEfficiency</MachineCenterCapacityEfficiency>
+          <MachineCenterLoadStrTotal>MachineCenterLoadStrTotal</MachineCenterLoadStrTotal>
+          <MachineCenterName>MachineCenterName</MachineCenterName>
+          <MachineCenterNo>MachineCenterNo</MachineCenterNo>
+          <MachineCenterProdOrderNeedQty>MachineCenterProdOrderNeedQty</MachineCenterProdOrderNeedQty>
+        </Machine_Center>
+      </Work_Center>
+    </PeriodDates>
+  </Work_Center_Group>
+</NavWordReportXmlPart>
 </file>
 
 <file path=customXml/itemProps2.xml><?xml version="1.0" encoding="utf-8"?>

--- a/Base Application/Manufacturing/Reports/WorkMachineCenterLoad.docx
+++ b/Base Application/Manufacturing/Reports/WorkMachineCenterLoad.docx
@@ -4288,157 +4288,227 @@
 <b:Sources xmlns:b="http://schemas.openxmlformats.org/officeDocument/2006/bibliography" xmlns="http://schemas.openxmlformats.org/officeDocument/2006/bibliography" SelectedStyle="\APASixthEditionOfficeOnline.xsl" StyleName="APA" Version="6"/>
 </file>
 
-<file path=customXml/item3.xml><?xml version="1.0" encoding="utf-8"?>
-<NavWordReportXmlPart xmlns="urn:microsoft-dynamics-nav/reports/Work_Machine_Center_Load/99000792/">
-  <BCReportInformation>
-    <ReportMetadata>
-      <ExtensionId>Extension ID</ExtensionId>
-      <ExtensionName>Extension Name</ExtensionName>
-      <ExtensionPublisher>Extension Publisher</ExtensionPublisher>
-      <ExtensionVersion>Extension Version</ExtensionVersion>
-      <ReportId>Report ID</ReportId>
-      <ReportName>Report Name</ReportName>
-      <AboutThisReportTitle>About This Report Title</AboutThisReportTitle>
-      <AboutThisReportText>About This Report Text</AboutThisReportText>
-      <ReportHelpLink>Report Help Link</ReportHelpLink>
-      <ReportCaption>Report Caption</ReportCaption>
-    </ReportMetadata>
-    <ReportRequest>
-      <TenantEntraId>Tenant Entra Id</TenantEntraId>
-      <EnvironmentName>Environment Name</EnvironmentName>
-      <EnvironmentType>Environment Type</EnvironmentType>
-      <CompanyName>Company Name</CompanyName>
-      <CompanyDisplayName>Company Display Name</CompanyDisplayName>
-      <CompanyId>Company ID</CompanyId>
-      <UserName>User Name</UserName>
-      <DateAndTime>Date and Time</DateAndTime>
-      <Language>Language</Language>
-      <FormatRegion>Format Region</FormatRegion>
-      <DateTimeValues>
-        <Year>Year</Year>
-        <MonthNumber>Month Number</MonthNumber>
-        <DayNumber>Day Number</DayNumber>
-        <Hour>Hour</Hour>
-        <Minute>Minute</Minute>
-      </DateTimeValues>
-    </ReportRequest>
-    <CompanyMetadata>
-      <CompanyName>Company Name</CompanyName>
-      <CompanyDisplayName>Company Display Name</CompanyDisplayName>
-      <CompanyAddressLines>
-        <CompanyAddressLine1>Company Address Line 1</CompanyAddressLine1>
-        <CompanyAddressLine2>Company Address Line 2</CompanyAddressLine2>
-        <CompanyAddressLine3>Company Address Line 3</CompanyAddressLine3>
-        <CompanyAddressLine4>Company Address Line 4</CompanyAddressLine4>
-        <CompanyAddressLine5>Company Address Line 5</CompanyAddressLine5>
-        <CompanyAddressLine6>Company Address Line 6</CompanyAddressLine6>
-        <CompanyAddressLine7>Company Address Line 7</CompanyAddressLine7>
-        <CompanyAddressLine8>Company Address Line 8</CompanyAddressLine8>
-      </CompanyAddressLines>
-      <CompanyPhone>Company Phone</CompanyPhone>
-      <CompanyPhoneCaption>Company Phone Caption</CompanyPhoneCaption>
-      <CompanyFaxNo>Company Fax No.</CompanyFaxNo>
-      <CompanyFaxNoCaption>Company Fax No. Caption</CompanyFaxNoCaption>
-      <CompanyEmail>Company Email</CompanyEmail>
-      <CompanyEmailCaption>Company Email Caption</CompanyEmailCaption>
-      <CompanyHomePage>Company Home Page</CompanyHomePage>
-      <CompanyHomePageCaption>Company Home Page Caption</CompanyHomePageCaption>
-      <CompanyLogo>Company Logo</CompanyLogo>
-      <CompanyVATRegistrationNo>Company VAT Registration No.</CompanyVATRegistrationNo>
-      <CompanyVATRegistrationNoCaption>Company VAT Registration No. Caption</CompanyVATRegistrationNoCaption>
-      <CompanyRegistrationNo>Company Registration No.</CompanyRegistrationNo>
-      <CompanyRegistrationNoCaption>Company Registration No. Caption</CompanyRegistrationNoCaption>
-      <CompanyBankName>Company Bank Name</CompanyBankName>
-      <CompanyBankNameCaption>Company Bank Name Caption</CompanyBankNameCaption>
-      <CompanyBankAccountNo>Company Bank Account No.</CompanyBankAccountNo>
-      <CompanyBankAccountNoCaption>Company Bank Account No. Caption</CompanyBankAccountNoCaption>
-      <CompanyBankBranchNo>Company Bank Branch No.</CompanyBankBranchNo>
-      <CompanyBankBranchNoCaption>Company Bank Branch No. Caption</CompanyBankBranchNoCaption>
-      <CompanyIBAN>Company IBAN</CompanyIBAN>
-      <CompanyIBANCaption>Company IBAN Caption</CompanyIBANCaption>
-      <CompanyBankSWIFT>Company Bank SWIFT</CompanyBankSWIFT>
-      <CompanyBankSWIFTCaption>Company Bank SWIFT Caption</CompanyBankSWIFTCaption>
-      <CompanyGiroNo>Company Giro No.</CompanyGiroNo>
-      <CompanyGiroNoCaption>Company Giro No. Caption</CompanyGiroNoCaption>
-    </CompanyMetadata>
-  </BCReportInformation>
-  <Labels>
-    <AboutTheReportLabel>AboutTheReportLabel</AboutTheReportLabel>
-    <Available>Available</Available>
-    <BarTxt>BarTxt</BarTxt>
-    <BarTxt2>BarTxt2</BarTxt2>
-    <CompanyLabel>CompanyLabel</CompanyLabel>
-    <DataRetrieved>DataRetrieved</DataRetrieved>
-    <DocumentationLabel>DocumentationLabel</DocumentationLabel>
-    <EnvironmentLabel>EnvironmentLabel</EnvironmentLabel>
-    <ExpectedEfficiency>ExpectedEfficiency</ExpectedEfficiency>
-    <Load>Load</Load>
-    <MachineCenterCapacityCaption>MachineCenterCapacityCaption</MachineCenterCapacityCaption>
-    <MachineCenterCapacityEffectiveCaption>MachineCenterCapacityEffectiveCaption</MachineCenterCapacityEffectiveCaption>
-    <MachineCenterLoad>MachineCenterLoad</MachineCenterLoad>
-    <MachineCenterLoadAnalysis>MachineCenterLoadAnalysis</MachineCenterLoadAnalysis>
-    <MachineCenterLoadPrint>MachineCenterLoadPrint</MachineCenterLoadPrint>
-    <MachineCenterNameCaption>MachineCenterNameCaption</MachineCenterNameCaption>
-    <MachineCenterNoCaption>MachineCenterNoCaption</MachineCenterNoCaption>
-    <MachineCenterProdOrderNeedQtyCaption>MachineCenterProdOrderNeedQtyCaption</MachineCenterProdOrderNeedQtyCaption>
-    <Page>Page</Page>
-    <PeriodEndingDateCaption>PeriodEndingDateCaption</PeriodEndingDateCaption>
-    <PeriodStartingDateCaption>PeriodStartingDateCaption</PeriodStartingDateCaption>
-    <ReportNameLabel>ReportNameLabel</ReportNameLabel>
-    <RunOnLabel>RunOnLabel</RunOnLabel>
-    <UserLabel>UserLabel</UserLabel>
-    <WorkCenterCapacityCaption>WorkCenterCapacityCaption</WorkCenterCapacityCaption>
-    <WorkCenterCapacityEffectiveCaption>WorkCenterCapacityEffectiveCaption</WorkCenterCapacityEffectiveCaption>
-    <WorkCenterGroupCodeCaption>WorkCenterGroupCodeCaption</WorkCenterGroupCodeCaption>
-    <WorkCenterGroupCodeLabel>WorkCenterGroupCodeLabel</WorkCenterGroupCodeLabel>
-    <WorkCenterGroupNameCaption>WorkCenterGroupNameCaption</WorkCenterGroupNameCaption>
-    <WorkCenterGroupNameLabel>WorkCenterGroupNameLabel</WorkCenterGroupNameLabel>
-    <WorkCenterLoad>WorkCenterLoad</WorkCenterLoad>
-    <WorkCenterLoadAnalysis>WorkCenterLoadAnalysis</WorkCenterLoadAnalysis>
-    <WorkCenterLoadPrint>WorkCenterLoadPrint</WorkCenterLoadPrint>
-    <WorkCenterNameCaption>WorkCenterNameCaption</WorkCenterNameCaption>
-    <WorkCenterNameLabel>WorkCenterNameLabel</WorkCenterNameLabel>
-    <WorkCenterNoCaption>WorkCenterNoCaption</WorkCenterNoCaption>
-    <WorkCenterNoLabel>WorkCenterNoLabel</WorkCenterNoLabel>
-    <WorkCenterProdOrderNeedQtyCaption>WorkCenterProdOrderNeedQtyCaption</WorkCenterProdOrderNeedQtyCaption>
-    <WorkCenterUOMCodeCaption>WorkCenterUOMCodeCaption</WorkCenterUOMCodeCaption>
-    <WorkMachineCenterLoad>WorkMachineCenterLoad</WorkMachineCenterLoad>
-  </Labels>
-  <Work_Center_Group>
-    <TodayFormatted>TodayFormatted</TodayFormatted>
-    <WorkCenterFilter>WorkCenterFilter</WorkCenterFilter>
-    <WorkCenterGroupCode>WorkCenterGroupCode</WorkCenterGroupCode>
-    <WorkCenterGroupFilter>WorkCenterGroupFilter</WorkCenterGroupFilter>
-    <WorkCenterGroupName>WorkCenterGroupName</WorkCenterGroupName>
-    <WorkCenterGroupTableCaptFilter>WorkCenterGroupTableCaptFilter</WorkCenterGroupTableCaptFilter>
-    <WorkCenterTableCaptFilter>WorkCenterTableCaptFilter</WorkCenterTableCaptFilter>
-    <PeriodDates>
-      <PeriodEndingDate>PeriodEndingDate</PeriodEndingDate>
-      <PeriodStartingDate>PeriodStartingDate</PeriodStartingDate>
-      <Work_Center>
-        <WorkCenterCapacity>WorkCenterCapacity</WorkCenterCapacity>
-        <WorkCenterCapacityAvailable>WorkCenterCapacityAvailable</WorkCenterCapacityAvailable>
-        <WorkCenterCapacityEffective>WorkCenterCapacityEffective</WorkCenterCapacityEffective>
-        <WorkCenterCapacityEfficiency>WorkCenterCapacityEfficiency</WorkCenterCapacityEfficiency>
-        <WorkCenterLoadStrTotal>WorkCenterLoadStrTotal</WorkCenterLoadStrTotal>
-        <WorkCenterName>WorkCenterName</WorkCenterName>
-        <WorkCenterNo>WorkCenterNo</WorkCenterNo>
-        <WorkCenterProdOrderNeedQty>WorkCenterProdOrderNeedQty</WorkCenterProdOrderNeedQty>
-        <WorkCenterUOMCode>WorkCenterUOMCode</WorkCenterUOMCode>
-        <Machine_Center>
-          <MachineCenterCapacity>MachineCenterCapacity</MachineCenterCapacity>
-          <MachineCenterCapacityAvailable>MachineCenterCapacityAvailable</MachineCenterCapacityAvailable>
-          <MachineCenterCapacityEffective>MachineCenterCapacityEffective</MachineCenterCapacityEffective>
-          <MachineCenterCapacityEfficiency>MachineCenterCapacityEfficiency</MachineCenterCapacityEfficiency>
-          <MachineCenterLoadStrTotal>MachineCenterLoadStrTotal</MachineCenterLoadStrTotal>
-          <MachineCenterName>MachineCenterName</MachineCenterName>
-          <MachineCenterNo>MachineCenterNo</MachineCenterNo>
-          <MachineCenterProdOrderNeedQty>MachineCenterProdOrderNeedQty</MachineCenterProdOrderNeedQty>
-        </Machine_Center>
-      </Work_Center>
-    </PeriodDates>
-  </Work_Center_Group>
-</NavWordReportXmlPart>
+<file path=customXml/item3.xml>��< ? x m l   v e r s i o n = " 1 . 0 "   e n c o d i n g = " u t f - 1 6 " ? > + 
+ < N a v W o r d R e p o r t X m l P a r t   x m l n s = " u r n : m i c r o s o f t - d y n a m i c s - n a v / r e p o r t s / W o r k _ M a c h i n e _ C e n t e r _ L o a d / 9 9 0 0 0 7 9 2 / " > + 
+     < B C R e p o r t I n f o r m a t i o n > + 
+         < R e p o r t M e t a d a t a > + 
+             < E x t e n s i o n I d > E x t e n s i o n   I D < / E x t e n s i o n I d > + 
+             < E x t e n s i o n N a m e > E x t e n s i o n   N a m e < / E x t e n s i o n N a m e > + 
+             < E x t e n s i o n P u b l i s h e r > E x t e n s i o n   P u b l i s h e r < / E x t e n s i o n P u b l i s h e r > + 
+             < E x t e n s i o n V e r s i o n > E x t e n s i o n   V e r s i o n < / E x t e n s i o n V e r s i o n > + 
+             < R e p o r t I d > R e p o r t   I D < / R e p o r t I d > + 
+             < R e p o r t N a m e > R e p o r t   N a m e < / R e p o r t N a m e > + 
+             < A b o u t T h i s R e p o r t T i t l e > A b o u t   T h i s   R e p o r t   T i t l e < / A b o u t T h i s R e p o r t T i t l e > + 
+             < A b o u t T h i s R e p o r t T e x t > A b o u t   T h i s   R e p o r t   T e x t < / A b o u t T h i s R e p o r t T e x t > + 
+             < R e p o r t H e l p L i n k > R e p o r t   H e l p   L i n k < / R e p o r t H e l p L i n k > + 
+         < / R e p o r t M e t a d a t a > + 
+         < R e p o r t R e q u e s t > + 
+             < T e n a n t E n t r a I d > T e n a n t   E n t r a   I d < / T e n a n t E n t r a I d > + 
+             < E n v i r o n m e n t N a m e > E n v i r o n m e n t   N a m e < / E n v i r o n m e n t N a m e > + 
+             < E n v i r o n m e n t T y p e > E n v i r o n m e n t   T y p e < / E n v i r o n m e n t T y p e > + 
+             < C o m p a n y N a m e > C o m p a n y   N a m e < / C o m p a n y N a m e > + 
+             < C o m p a n y D i s p l a y N a m e > C o m p a n y   D i s p l a y   N a m e < / C o m p a n y D i s p l a y N a m e > + 
+             < C o m p a n y I d > C o m p a n y   I D < / C o m p a n y I d > + 
+             < U s e r N a m e > U s e r   N a m e < / U s e r N a m e > + 
+             < D a t e A n d T i m e > D a t e   a n d   T i m e < / D a t e A n d T i m e > + 
+             < L a n g u a g e > L a n g u a g e < / L a n g u a g e > + 
+             < F o r m a t R e g i o n > F o r m a t   R e g i o n < / F o r m a t R e g i o n > + 
+             < D a t e T i m e V a l u e s > + 
+                 < Y e a r > Y e a r < / Y e a r > + 
+                 < M o n t h N u m b e r > M o n t h   N u m b e r < / M o n t h N u m b e r > + 
+                 < D a y N u m b e r > D a y   N u m b e r < / D a y N u m b e r > + 
+                 < H o u r > H o u r < / H o u r > + 
+                 < M i n u t e > M i n u t e < / M i n u t e > + 
+             < / D a t e T i m e V a l u e s > + 
+         < / R e p o r t R e q u e s t > + 
+     < / B C R e p o r t I n f o r m a t i o n > + 
+     < L a b e l s > + 
+         < A b o u t T h e R e p o r t L a b e l > A b o u t T h e R e p o r t L a b e l < / A b o u t T h e R e p o r t L a b e l > + 
+         < A v a i l a b l e > A v a i l a b l e < / A v a i l a b l e > + 
+         < B a r T x t > B a r T x t < / B a r T x t > + 
+         < B a r T x t 2 > B a r T x t 2 < / B a r T x t 2 > + 
+         < C o m p a n y L a b e l > C o m p a n y L a b e l < / C o m p a n y L a b e l > + 
+         < D a t a R e t r i e v e d > D a t a R e t r i e v e d < / D a t a R e t r i e v e d > + 
+         < D o c u m e n t a t i o n L a b e l > D o c u m e n t a t i o n L a b e l < / D o c u m e n t a t i o n L a b e l > + 
+         < E n v i r o n m e n t L a b e l > E n v i r o n m e n t L a b e l < / E n v i r o n m e n t L a b e l > + 
+         < E x p e c t e d E f f i c i e n c y > E x p e c t e d E f f i c i e n c y < / E x p e c t e d E f f i c i e n c y > + 
+         < L o a d > L o a d < / L o a d > + 
+         < M a c h i n e C e n t e r C a p a c i t y C a p t i o n > M a c h i n e C e n t e r C a p a c i t y C a p t i o n < / M a c h i n e C e n t e r C a p a c i t y C a p t i o n > + 
+         < M a c h i n e C e n t e r C a p a c i t y E f f e c t i v e C a p t i o n > M a c h i n e C e n t e r C a p a c i t y E f f e c t i v e C a p t i o n < / M a c h i n e C e n t e r C a p a c i t y E f f e c t i v e C a p t i o n > + 
+         < M a c h i n e C e n t e r L o a d > M a c h i n e C e n t e r L o a d < / M a c h i n e C e n t e r L o a d > + 
+         < M a c h i n e C e n t e r L o a d A n a l y s i s > M a c h i n e C e n t e r L o a d A n a l y s i s < / M a c h i n e C e n t e r L o a d A n a l y s i s > + 
+         < M a c h i n e C e n t e r L o a d P r i n t > M a c h i n e C e n t e r L o a d P r i n t < / M a c h i n e C e n t e r L o a d P r i n t > + 
+         < M a c h i n e C e n t e r N a m e C a p t i o n > M a c h i n e C e n t e r N a m e C a p t i o n < / M a c h i n e C e n t e r N a m e C a p t i o n > + 
+         < M a c h i n e C e n t e r N o C a p t i o n > M a c h i n e C e n t e r N o C a p t i o n < / M a c h i n e C e n t e r N o C a p t i o n > + 
+         < M a c h i n e C e n t e r P r o d O r d e r N e e d Q t y C a p t i o n > M a c h i n e C e n t e r P r o d O r d e r N e e d Q t y C a p t i o n < / M a c h i n e C e n t e r P r o d O r d e r N e e d Q t y C a p t i o n > + 
+         < P a g e > P a g e < / P a g e > + 
+         < P e r i o d E n d i n g D a t e C a p t i o n > P e r i o d E n d i n g D a t e C a p t i o n < / P e r i o d E n d i n g D a t e C a p t i o n > + 
+         < P e r i o d S t a r t i n g D a t e C a p t i o n > P e r i o d S t a r t i n g D a t e C a p t i o n < / P e r i o d S t a r t i n g D a t e C a p t i o n > + 
+         < R e p o r t N a m e L a b e l > R e p o r t N a m e L a b e l < / R e p o r t N a m e L a b e l > + 
+         < R u n O n L a b e l > R u n O n L a b e l < / R u n O n L a b e l > + 
+         < U s e r L a b e l > U s e r L a b e l < / U s e r L a b e l > + 
+         < W o r k C e n t e r C a p a c i t y C a p t i o n > W o r k C e n t e r C a p a c i t y C a p t i o n < / W o r k C e n t e r C a p a c i t y C a p t i o n > + 
+         < W o r k C e n t e r C a p a c i t y E f f e c t i v e C a p t i o n > W o r k C e n t e r C a p a c i t y E f f e c t i v e C a p t i o n < / W o r k C e n t e r C a p a c i t y E f f e c t i v e C a p t i o n > + 
+         < W o r k C e n t e r G r o u p C o d e C a p t i o n > W o r k C e n t e r G r o u p C o d e C a p t i o n < / W o r k C e n t e r G r o u p C o d e C a p t i o n > + 
+         < W o r k C e n t e r G r o u p C o d e L a b e l > W o r k C e n t e r G r o u p C o d e L a b e l < / W o r k C e n t e r G r o u p C o d e L a b e l > + 
+         < W o r k C e n t e r G r o u p N a m e C a p t i o n > W o r k C e n t e r G r o u p N a m e C a p t i o n < / W o r k C e n t e r G r o u p N a m e C a p t i o n > + 
+         < W o r k C e n t e r G r o u p N a m e L a b e l > W o r k C e n t e r G r o u p N a m e L a b e l < / W o r k C e n t e r G r o u p N a m e L a b e l > + 
+         < W o r k C e n t e r L o a d > W o r k C e n t e r L o a d < / W o r k C e n t e r L o a d > + 
+         < W o r k C e n t e r L o a d A n a l y s i s > W o r k C e n t e r L o a d A n a l y s i s < / W o r k C e n t e r L o a d A n a l y s i s > + 
+         < W o r k C e n t e r L o a d P r i n t > W o r k C e n t e r L o a d P r i n t < / W o r k C e n t e r L o a d P r i n t > + 
+         < W o r k C e n t e r N a m e C a p t i o n > W o r k C e n t e r N a m e C a p t i o n < / W o r k C e n t e r N a m e C a p t i o n > + 
+         < W o r k C e n t e r N a m e L a b e l > W o r k C e n t e r N a m e L a b e l < / W o r k C e n t e r N a m e L a b e l > + 
+         < W o r k C e n t e r N o C a p t i o n > W o r k C e n t e r N o C a p t i o n < / W o r k C e n t e r N o C a p t i o n > + 
+         < W o r k C e n t e r N o L a b e l > W o r k C e n t e r N o L a b e l < / W o r k C e n t e r N o L a b e l > + 
+         < W o r k C e n t e r P r o d O r d e r N e e d Q t y C a p t i o n > W o r k C e n t e r P r o d O r d e r N e e d Q t y C a p t i o n < / W o r k C e n t e r P r o d O r d e r N e e d Q t y C a p t i o n > + 
+         < W o r k C e n t e r U O M C o d e C a p t i o n > W o r k C e n t e r U O M C o d e C a p t i o n < / W o r k C e n t e r U O M C o d e C a p t i o n > + 
+         < W o r k M a c h i n e C e n t e r L o a d > W o r k M a c h i n e C e n t e r L o a d < / W o r k M a c h i n e C e n t e r L o a d > + 
+     < / L a b e l s > + 
+     < W o r k _ C e n t e r _ G r o u p > + 
+         < T o d a y F o r m a t t e d > T o d a y F o r m a t t e d < / T o d a y F o r m a t t e d > + 
+         < W o r k C e n t e r F i l t e r > W o r k C e n t e r F i l t e r < / W o r k C e n t e r F i l t e r > + 
+         < W o r k C e n t e r G r o u p C o d e > W o r k C e n t e r G r o u p C o d e < / W o r k C e n t e r G r o u p C o d e > + 
+         < W o r k C e n t e r G r o u p F i l t e r > W o r k C e n t e r G r o u p F i l t e r < / W o r k C e n t e r G r o u p F i l t e r > + 
+         < W o r k C e n t e r G r o u p N a m e > W o r k C e n t e r G r o u p N a m e < / W o r k C e n t e r G r o u p N a m e > + 
+         < W o r k C e n t e r G r o u p T a b l e C a p t F i l t e r > W o r k C e n t e r G r o u p T a b l e C a p t F i l t e r < / W o r k C e n t e r G r o u p T a b l e C a p t F i l t e r > + 
+         < W o r k C e n t e r T a b l e C a p t F i l t e r > W o r k C e n t e r T a b l e C a p t F i l t e r < / W o r k C e n t e r T a b l e C a p t F i l t e r > + 
+         < P e r i o d D a t e s > + 
+             < P e r i o d E n d i n g D a t e > P e r i o d E n d i n g D a t e < / P e r i o d E n d i n g D a t e > + 
+             < P e r i o d S t a r t i n g D a t e > P e r i o d S t a r t i n g D a t e < / P e r i o d S t a r t i n g D a t e > + 
+             < W o r k _ C e n t e r > + 
+                 < W o r k C e n t e r C a p a c i t y > W o r k C e n t e r C a p a c i t y < / W o r k C e n t e r C a p a c i t y > + 
+                 < W o r k C e n t e r C a p a c i t y A v a i l a b l e > W o r k C e n t e r C a p a c i t y A v a i l a b l e < / W o r k C e n t e r C a p a c i t y A v a i l a b l e > + 
+                 < W o r k C e n t e r C a p a c i t y E f f e c t i v e > W o r k C e n t e r C a p a c i t y E f f e c t i v e < / W o r k C e n t e r C a p a c i t y E f f e c t i v e > + 
+                 < W o r k C e n t e r C a p a c i t y E f f i c i e n c y > W o r k C e n t e r C a p a c i t y E f f i c i e n c y < / W o r k C e n t e r C a p a c i t y E f f i c i e n c y > + 
+                 < W o r k C e n t e r L o a d S t r T o t a l > W o r k C e n t e r L o a d S t r T o t a l < / W o r k C e n t e r L o a d S t r T o t a l > + 
+                 < W o r k C e n t e r N a m e > W o r k C e n t e r N a m e < / W o r k C e n t e r N a m e > + 
+                 < W o r k C e n t e r N o > W o r k C e n t e r N o < / W o r k C e n t e r N o > + 
+                 < W o r k C e n t e r P r o d O r d e r N e e d Q t y > W o r k C e n t e r P r o d O r d e r N e e d Q t y < / W o r k C e n t e r P r o d O r d e r N e e d Q t y > + 
+                 < W o r k C e n t e r U O M C o d e > W o r k C e n t e r U O M C o d e < / W o r k C e n t e r U O M C o d e > + 
+                 < M a c h i n e _ C e n t e r > + 
+                     < M a c h i n e C e n t e r C a p a c i t y > M a c h i n e C e n t e r C a p a c i t y < / M a c h i n e C e n t e r C a p a c i t y > + 
+                     < M a c h i n e C e n t e r C a p a c i t y A v a i l a b l e > M a c h i n e C e n t e r C a p a c i t y A v a i l a b l e < / M a c h i n e C e n t e r C a p a c i t y A v a i l a b l e > + 
+                     < M a c h i n e C e n t e r C a p a c i t y E f f e c t i v e > M a c h i n e C e n t e r C a p a c i t y E f f e c t i v e < / M a c h i n e C e n t e r C a p a c i t y E f f e c t i v e > + 
+                     < M a c h i n e C e n t e r C a p a c i t y E f f i c i e n c y > M a c h i n e C e n t e r C a p a c i t y E f f i c i e n c y < / M a c h i n e C e n t e r C a p a c i t y E f f i c i e n c y > + 
+                     < M a c h i n e C e n t e r L o a d S t r T o t a l > M a c h i n e C e n t e r L o a d S t r T o t a l < / M a c h i n e C e n t e r L o a d S t r T o t a l > + 
+                     < M a c h i n e C e n t e r N a m e > M a c h i n e C e n t e r N a m e < / M a c h i n e C e n t e r N a m e > + 
+                     < M a c h i n e C e n t e r N o > M a c h i n e C e n t e r N o < / M a c h i n e C e n t e r N o > + 
+                     < M a c h i n e C e n t e r P r o d O r d e r N e e d Q t y > M a c h i n e C e n t e r P r o d O r d e r N e e d Q t y < / M a c h i n e C e n t e r P r o d O r d e r N e e d Q t y > + 
+                 < / M a c h i n e _ C e n t e r > + 
+             < / W o r k _ C e n t e r > + 
+         < / P e r i o d D a t e s > + 
+     < / W o r k _ C e n t e r _ G r o u p > + 
+ < / N a v W o r d R e p o r t X m l P a r t > 
 </file>
 
 <file path=customXml/itemProps2.xml><?xml version="1.0" encoding="utf-8"?>
